--- a/Weekly Logs/Dave/Week 3.docx
+++ b/Weekly Logs/Dave/Week 3.docx
@@ -10,6 +10,7 @@
           <w:docPartUnique/>
         </w:docPartObj>
       </w:sdtPr>
+      <w:sdtEndPr/>
       <w:sdtContent>
         <w:p/>
         <w:p>
@@ -548,6 +549,7 @@
                                   <w:dataBinding w:prefixMappings="xmlns:ns0='http://purl.org/dc/elements/1.1/' xmlns:ns1='http://schemas.openxmlformats.org/package/2006/metadata/core-properties' " w:xpath="/ns1:coreProperties[1]/ns0:subject[1]" w:storeItemID="{6C3C8BC8-F283-45AE-878A-BAB7291924A1}"/>
                                   <w:text/>
                                 </w:sdtPr>
+                                <w:sdtEndPr/>
                                 <w:sdtContent>
                                   <w:p>
                                     <w:pPr>
@@ -595,6 +597,7 @@
                                   <w:dataBinding w:prefixMappings="xmlns:ns0='http://purl.org/dc/elements/1.1/' xmlns:ns1='http://schemas.openxmlformats.org/package/2006/metadata/core-properties' " w:xpath="/ns1:coreProperties[1]/ns0:creator[1]" w:storeItemID="{6C3C8BC8-F283-45AE-878A-BAB7291924A1}"/>
                                   <w:text/>
                                 </w:sdtPr>
+                                <w:sdtEndPr/>
                                 <w:sdtContent>
                                   <w:p>
                                     <w:pPr>
@@ -822,6 +825,7 @@
                                     <w:calendar w:val="gregorian"/>
                                   </w:date>
                                 </w:sdtPr>
+                                <w:sdtEndPr/>
                                 <w:sdtContent>
                                   <w:p>
                                     <w:pPr>
@@ -1205,7 +1209,10 @@
           </w:tcPr>
           <w:p>
             <w:r>
-              <w:t>45m</w:t>
+              <w:t>1h 30</w:t>
+            </w:r>
+            <w:r>
+              <w:t>m</w:t>
             </w:r>
           </w:p>
         </w:tc>
@@ -1269,7 +1276,10 @@
           </w:tcPr>
           <w:p>
             <w:r>
-              <w:t>1h 15m</w:t>
+              <w:t>2</w:t>
+            </w:r>
+            <w:r>
+              <w:t>h 15m</w:t>
             </w:r>
           </w:p>
         </w:tc>
@@ -1292,6 +1302,38 @@
                 <w:bCs/>
               </w:rPr>
               <w:t>Research</w:t>
+            </w:r>
+          </w:p>
+        </w:tc>
+        <w:tc>
+          <w:tcPr>
+            <w:tcW w:w="5063" w:type="dxa"/>
+          </w:tcPr>
+          <w:p>
+            <w:r>
+              <w:t>15m</w:t>
+            </w:r>
+          </w:p>
+        </w:tc>
+      </w:tr>
+      <w:tr>
+        <w:tc>
+          <w:tcPr>
+            <w:tcW w:w="5427" w:type="dxa"/>
+          </w:tcPr>
+          <w:p>
+            <w:pPr>
+              <w:rPr>
+                <w:b/>
+                <w:bCs/>
+              </w:rPr>
+            </w:pPr>
+            <w:r>
+              <w:rPr>
+                <w:b/>
+                <w:bCs/>
+              </w:rPr>
+              <w:t>Development</w:t>
             </w:r>
           </w:p>
         </w:tc>
@@ -1319,7 +1361,7 @@
                 <w:b/>
                 <w:bCs/>
               </w:rPr>
-              <w:t>Development</w:t>
+              <w:t>Testing</w:t>
             </w:r>
           </w:p>
         </w:tc>
@@ -1347,7 +1389,71 @@
                 <w:b/>
                 <w:bCs/>
               </w:rPr>
-              <w:t>Testing</w:t>
+              <w:t>Documentation</w:t>
+            </w:r>
+          </w:p>
+        </w:tc>
+        <w:tc>
+          <w:tcPr>
+            <w:tcW w:w="5063" w:type="dxa"/>
+          </w:tcPr>
+          <w:p>
+            <w:r>
+              <w:t>30m</w:t>
+            </w:r>
+          </w:p>
+        </w:tc>
+      </w:tr>
+      <w:tr>
+        <w:tc>
+          <w:tcPr>
+            <w:tcW w:w="5427" w:type="dxa"/>
+          </w:tcPr>
+          <w:p>
+            <w:pPr>
+              <w:rPr>
+                <w:b/>
+                <w:bCs/>
+              </w:rPr>
+            </w:pPr>
+            <w:r>
+              <w:rPr>
+                <w:b/>
+                <w:bCs/>
+              </w:rPr>
+              <w:t>Logbook preparation</w:t>
+            </w:r>
+          </w:p>
+        </w:tc>
+        <w:tc>
+          <w:tcPr>
+            <w:tcW w:w="5063" w:type="dxa"/>
+          </w:tcPr>
+          <w:p>
+            <w:r>
+              <w:t>1</w:t>
+            </w:r>
+          </w:p>
+        </w:tc>
+      </w:tr>
+      <w:tr>
+        <w:tc>
+          <w:tcPr>
+            <w:tcW w:w="5427" w:type="dxa"/>
+          </w:tcPr>
+          <w:p>
+            <w:pPr>
+              <w:rPr>
+                <w:b/>
+                <w:bCs/>
+              </w:rPr>
+            </w:pPr>
+            <w:r>
+              <w:rPr>
+                <w:b/>
+                <w:bCs/>
+              </w:rPr>
+              <w:t>Other</w:t>
             </w:r>
           </w:p>
         </w:tc>
@@ -1375,7 +1481,7 @@
                 <w:b/>
                 <w:bCs/>
               </w:rPr>
-              <w:t>Documentation</w:t>
+              <w:t>Total hours for this week</w:t>
             </w:r>
           </w:p>
         </w:tc>
@@ -1383,7 +1489,11 @@
           <w:tcPr>
             <w:tcW w:w="5063" w:type="dxa"/>
           </w:tcPr>
-          <w:p/>
+          <w:p>
+            <w:r>
+              <w:t>8h 30m</w:t>
+            </w:r>
+          </w:p>
         </w:tc>
       </w:tr>
       <w:tr>
@@ -1403,90 +1513,6 @@
                 <w:b/>
                 <w:bCs/>
               </w:rPr>
-              <w:t>Logbook preparation</w:t>
-            </w:r>
-          </w:p>
-        </w:tc>
-        <w:tc>
-          <w:tcPr>
-            <w:tcW w:w="5063" w:type="dxa"/>
-          </w:tcPr>
-          <w:p/>
-        </w:tc>
-      </w:tr>
-      <w:tr>
-        <w:tc>
-          <w:tcPr>
-            <w:tcW w:w="5427" w:type="dxa"/>
-          </w:tcPr>
-          <w:p>
-            <w:pPr>
-              <w:rPr>
-                <w:b/>
-                <w:bCs/>
-              </w:rPr>
-            </w:pPr>
-            <w:r>
-              <w:rPr>
-                <w:b/>
-                <w:bCs/>
-              </w:rPr>
-              <w:t>Other</w:t>
-            </w:r>
-          </w:p>
-        </w:tc>
-        <w:tc>
-          <w:tcPr>
-            <w:tcW w:w="5063" w:type="dxa"/>
-          </w:tcPr>
-          <w:p/>
-        </w:tc>
-      </w:tr>
-      <w:tr>
-        <w:tc>
-          <w:tcPr>
-            <w:tcW w:w="5427" w:type="dxa"/>
-          </w:tcPr>
-          <w:p>
-            <w:pPr>
-              <w:rPr>
-                <w:b/>
-                <w:bCs/>
-              </w:rPr>
-            </w:pPr>
-            <w:r>
-              <w:rPr>
-                <w:b/>
-                <w:bCs/>
-              </w:rPr>
-              <w:t>Total hours for this week</w:t>
-            </w:r>
-          </w:p>
-        </w:tc>
-        <w:tc>
-          <w:tcPr>
-            <w:tcW w:w="5063" w:type="dxa"/>
-          </w:tcPr>
-          <w:p/>
-        </w:tc>
-      </w:tr>
-      <w:tr>
-        <w:tc>
-          <w:tcPr>
-            <w:tcW w:w="5427" w:type="dxa"/>
-          </w:tcPr>
-          <w:p>
-            <w:pPr>
-              <w:rPr>
-                <w:b/>
-                <w:bCs/>
-              </w:rPr>
-            </w:pPr>
-            <w:r>
-              <w:rPr>
-                <w:b/>
-                <w:bCs/>
-              </w:rPr>
               <w:t>Running total</w:t>
             </w:r>
             <w:r>
@@ -1504,7 +1530,16 @@
           </w:tcPr>
           <w:p>
             <w:r>
-              <w:t>13h 15m</w:t>
+              <w:t>21</w:t>
+            </w:r>
+            <w:r>
+              <w:t xml:space="preserve">h </w:t>
+            </w:r>
+            <w:r>
+              <w:t>4</w:t>
+            </w:r>
+            <w:r>
+              <w:t>5m</w:t>
             </w:r>
           </w:p>
         </w:tc>
@@ -1603,34 +1638,74 @@
     <w:p>
       <w:pPr>
         <w:rPr>
-          <w:b/>
-          <w:bCs/>
           <w:lang w:val="en-NZ"/>
         </w:rPr>
       </w:pPr>
       <w:r>
         <w:rPr>
-          <w:b/>
-          <w:bCs/>
-          <w:lang w:val="en-NZ"/>
-        </w:rPr>
-        <w:t>Client meetings</w:t>
-      </w:r>
-      <w:r>
-        <w:rPr>
-          <w:b/>
-          <w:bCs/>
-          <w:lang w:val="en-NZ"/>
-        </w:rPr>
-        <w:t>:</w:t>
-      </w:r>
-      <w:r>
-        <w:rPr>
-          <w:b/>
-          <w:bCs/>
-          <w:lang w:val="en-NZ"/>
-        </w:rPr>
-        <w:t xml:space="preserve"> </w:t>
+          <w:lang w:val="en-NZ"/>
+        </w:rPr>
+        <w:t xml:space="preserve">We had another team meeting </w:t>
+      </w:r>
+      <w:r>
+        <w:rPr>
+          <w:lang w:val="en-NZ"/>
+        </w:rPr>
+        <w:t xml:space="preserve">for 45 minutes on Wednesday </w:t>
+      </w:r>
+      <w:r>
+        <w:rPr>
+          <w:lang w:val="en-NZ"/>
+        </w:rPr>
+        <w:t xml:space="preserve">29/07/26 </w:t>
+      </w:r>
+      <w:r>
+        <w:rPr>
+          <w:lang w:val="en-NZ"/>
+        </w:rPr>
+        <w:t>from 2</w:t>
+      </w:r>
+      <w:r>
+        <w:rPr>
+          <w:lang w:val="en-NZ"/>
+        </w:rPr>
+        <w:t>pm</w:t>
+      </w:r>
+      <w:r>
+        <w:rPr>
+          <w:lang w:val="en-NZ"/>
+        </w:rPr>
+        <w:t>-2:45</w:t>
+      </w:r>
+      <w:r>
+        <w:rPr>
+          <w:lang w:val="en-NZ"/>
+        </w:rPr>
+        <w:t>pm</w:t>
+      </w:r>
+      <w:r>
+        <w:rPr>
+          <w:lang w:val="en-NZ"/>
+        </w:rPr>
+        <w:t xml:space="preserve"> following the meeting</w:t>
+      </w:r>
+      <w:r>
+        <w:rPr>
+          <w:lang w:val="en-NZ"/>
+        </w:rPr>
+        <w:t xml:space="preserve"> with Clement. W</w:t>
+      </w:r>
+      <w:r>
+        <w:rPr>
+          <w:lang w:val="en-NZ"/>
+        </w:rPr>
+        <w:t xml:space="preserve">e discussed the meeting with Clement, who would research </w:t>
+      </w:r>
+      <w:r>
+        <w:rPr>
+          <w:lang w:val="en-NZ"/>
+        </w:rPr>
+        <w:t>what, and booking a meeting with Geoff to record.</w:t>
       </w:r>
     </w:p>
     <w:p>
@@ -1645,7 +1720,7 @@
           <w:bCs/>
           <w:lang w:val="en-NZ"/>
         </w:rPr>
-        <w:t>Advisor</w:t>
+        <w:t>Client meetings</w:t>
       </w:r>
       <w:r>
         <w:rPr>
@@ -1653,19 +1728,87 @@
           <w:bCs/>
           <w:lang w:val="en-NZ"/>
         </w:rPr>
-        <w:t xml:space="preserve"> meetings: </w:t>
-      </w:r>
-      <w:r>
-        <w:rPr>
-          <w:lang w:val="en-NZ"/>
-        </w:rPr>
-        <w:t>1h30m</w:t>
-      </w:r>
-      <w:r>
-        <w:rPr>
-          <w:lang w:val="en-NZ"/>
-        </w:rPr>
-        <w:t xml:space="preserve"> zoom call meeting with Dax.</w:t>
+        <w:t>:</w:t>
+      </w:r>
+      <w:r>
+        <w:rPr>
+          <w:b/>
+          <w:bCs/>
+          <w:lang w:val="en-NZ"/>
+        </w:rPr>
+        <w:t xml:space="preserve"> </w:t>
+      </w:r>
+      <w:r>
+        <w:rPr>
+          <w:lang w:val="en-NZ"/>
+        </w:rPr>
+        <w:t>In per</w:t>
+      </w:r>
+      <w:r>
+        <w:rPr>
+          <w:lang w:val="en-NZ"/>
+        </w:rPr>
+        <w:t>son, on campus meeting</w:t>
+      </w:r>
+      <w:r>
+        <w:rPr>
+          <w:lang w:val="en-NZ"/>
+        </w:rPr>
+        <w:t xml:space="preserve"> </w:t>
+      </w:r>
+      <w:r>
+        <w:rPr>
+          <w:lang w:val="en-NZ"/>
+        </w:rPr>
+        <w:t xml:space="preserve">from </w:t>
+      </w:r>
+      <w:r>
+        <w:rPr>
+          <w:lang w:val="en-NZ"/>
+        </w:rPr>
+        <w:t xml:space="preserve">10am-2pm on Tuesday 28/07/26 </w:t>
+      </w:r>
+      <w:r>
+        <w:rPr>
+          <w:lang w:val="en-NZ"/>
+        </w:rPr>
+        <w:t xml:space="preserve">with Geoff during which we </w:t>
+      </w:r>
+      <w:r>
+        <w:rPr>
+          <w:lang w:val="en-NZ"/>
+        </w:rPr>
+        <w:t>built a PC</w:t>
+      </w:r>
+      <w:r>
+        <w:rPr>
+          <w:lang w:val="en-NZ"/>
+        </w:rPr>
+        <w:t xml:space="preserve"> to </w:t>
+      </w:r>
+      <w:r>
+        <w:rPr>
+          <w:lang w:val="en-NZ"/>
+        </w:rPr>
+        <w:t xml:space="preserve">set up the </w:t>
+      </w:r>
+      <w:r>
+        <w:rPr>
+          <w:lang w:val="en-NZ"/>
+        </w:rPr>
+        <w:t>computer with two video cards</w:t>
+      </w:r>
+      <w:r>
+        <w:rPr>
+          <w:lang w:val="en-NZ"/>
+        </w:rPr>
+        <w:t>.</w:t>
+      </w:r>
+      <w:r>
+        <w:rPr>
+          <w:lang w:val="en-NZ"/>
+        </w:rPr>
+        <w:t xml:space="preserve"> Troubleshooting setting up multiple GPUs into the AI system. Discussed potential risks regarding theft of hardware.</w:t>
       </w:r>
     </w:p>
     <w:p>
@@ -1674,6 +1817,204 @@
           <w:lang w:val="en-NZ"/>
         </w:rPr>
       </w:pPr>
+      <w:r>
+        <w:rPr>
+          <w:b/>
+          <w:bCs/>
+          <w:lang w:val="en-NZ"/>
+        </w:rPr>
+        <w:t>Advisor</w:t>
+      </w:r>
+      <w:r>
+        <w:rPr>
+          <w:b/>
+          <w:bCs/>
+          <w:lang w:val="en-NZ"/>
+        </w:rPr>
+        <w:t xml:space="preserve"> meetings: </w:t>
+      </w:r>
+      <w:r>
+        <w:rPr>
+          <w:lang w:val="en-NZ"/>
+        </w:rPr>
+        <w:t>1h</w:t>
+      </w:r>
+      <w:r>
+        <w:rPr>
+          <w:lang w:val="en-NZ"/>
+        </w:rPr>
+        <w:t xml:space="preserve"> </w:t>
+      </w:r>
+      <w:r>
+        <w:rPr>
+          <w:lang w:val="en-NZ"/>
+        </w:rPr>
+        <w:t>15</w:t>
+      </w:r>
+      <w:r>
+        <w:rPr>
+          <w:lang w:val="en-NZ"/>
+        </w:rPr>
+        <w:t>m</w:t>
+      </w:r>
+      <w:r>
+        <w:rPr>
+          <w:lang w:val="en-NZ"/>
+        </w:rPr>
+        <w:t xml:space="preserve"> zoom call meeting </w:t>
+      </w:r>
+      <w:r>
+        <w:rPr>
+          <w:lang w:val="en-NZ"/>
+        </w:rPr>
+        <w:t xml:space="preserve">on Monday </w:t>
+      </w:r>
+      <w:r>
+        <w:rPr>
+          <w:lang w:val="en-NZ"/>
+        </w:rPr>
+        <w:t>with Dax.</w:t>
+      </w:r>
+    </w:p>
+    <w:p>
+      <w:pPr>
+        <w:rPr>
+          <w:lang w:val="en-NZ"/>
+        </w:rPr>
+      </w:pPr>
+      <w:r>
+        <w:rPr>
+          <w:lang w:val="en-NZ"/>
+        </w:rPr>
+        <w:lastRenderedPageBreak/>
+        <w:t>In per</w:t>
+      </w:r>
+      <w:r>
+        <w:rPr>
+          <w:lang w:val="en-NZ"/>
+        </w:rPr>
+        <w:t xml:space="preserve">son, on campus meeting from </w:t>
+      </w:r>
+      <w:r>
+        <w:rPr>
+          <w:lang w:val="en-NZ"/>
+        </w:rPr>
+        <w:t>1p</w:t>
+      </w:r>
+      <w:r>
+        <w:rPr>
+          <w:lang w:val="en-NZ"/>
+        </w:rPr>
+        <w:t>m-2pm on Tuesday 28/07/26</w:t>
+      </w:r>
+      <w:r>
+        <w:rPr>
+          <w:lang w:val="en-NZ"/>
+        </w:rPr>
+        <w:t xml:space="preserve">. Discussed </w:t>
+      </w:r>
+      <w:r>
+        <w:rPr>
+          <w:lang w:val="en-NZ"/>
+        </w:rPr>
+        <w:t>the project with Clement, the final project outcome</w:t>
+      </w:r>
+      <w:r>
+        <w:rPr>
+          <w:lang w:val="en-NZ"/>
+        </w:rPr>
+        <w:t xml:space="preserve">, the proposal, Clement’s role as an advisor, methodologies, and </w:t>
+      </w:r>
+      <w:r>
+        <w:rPr>
+          <w:lang w:val="en-NZ"/>
+        </w:rPr>
+        <w:t xml:space="preserve">using </w:t>
+      </w:r>
+      <w:r>
+        <w:rPr>
+          <w:lang w:val="en-NZ"/>
+        </w:rPr>
+        <w:t>G</w:t>
+      </w:r>
+      <w:r>
+        <w:rPr>
+          <w:lang w:val="en-NZ"/>
+        </w:rPr>
+        <w:t>it</w:t>
+      </w:r>
+      <w:r>
+        <w:rPr>
+          <w:lang w:val="en-NZ"/>
+        </w:rPr>
+        <w:t>H</w:t>
+      </w:r>
+      <w:r>
+        <w:rPr>
+          <w:lang w:val="en-NZ"/>
+        </w:rPr>
+        <w:t>ub as a remote repository for team files.</w:t>
+      </w:r>
+    </w:p>
+    <w:p>
+      <w:pPr>
+        <w:rPr>
+          <w:lang w:val="en-NZ"/>
+        </w:rPr>
+      </w:pPr>
+      <w:r>
+        <w:rPr>
+          <w:b/>
+          <w:bCs/>
+          <w:lang w:val="en-NZ"/>
+        </w:rPr>
+        <w:t xml:space="preserve">Research: </w:t>
+      </w:r>
+      <w:r>
+        <w:rPr>
+          <w:lang w:val="en-NZ"/>
+        </w:rPr>
+        <w:t xml:space="preserve">Geoff asked us to </w:t>
+      </w:r>
+      <w:r>
+        <w:rPr>
+          <w:lang w:val="en-NZ"/>
+        </w:rPr>
+        <w:t xml:space="preserve">research </w:t>
+      </w:r>
+      <w:r>
+        <w:rPr>
+          <w:lang w:val="en-NZ"/>
+        </w:rPr>
+        <w:t>how a PC decides which video card it boots off when multiple are installed into the machine.</w:t>
+      </w:r>
+    </w:p>
+    <w:p>
+      <w:pPr>
+        <w:rPr>
+          <w:lang w:val="en-NZ"/>
+        </w:rPr>
+      </w:pPr>
+      <w:r>
+        <w:rPr>
+          <w:b/>
+          <w:bCs/>
+          <w:lang w:val="en-NZ"/>
+        </w:rPr>
+        <w:t xml:space="preserve">Documentation: </w:t>
+      </w:r>
+      <w:r>
+        <w:rPr>
+          <w:lang w:val="en-NZ"/>
+        </w:rPr>
+        <w:t xml:space="preserve">Started work on the proposal, specifically setting up the </w:t>
+      </w:r>
+      <w:r>
+        <w:rPr>
+          <w:lang w:val="en-NZ"/>
+        </w:rPr>
+        <w:t>basic document layout, headers, tables, and captions.</w:t>
+      </w:r>
     </w:p>
     <w:sectPr>
       <w:pgSz w:w="11906" w:h="16838"/>

--- a/Weekly Logs/Dave/Week 3.docx
+++ b/Weekly Logs/Dave/Week 3.docx
@@ -10,7 +10,6 @@
           <w:docPartUnique/>
         </w:docPartObj>
       </w:sdtPr>
-      <w:sdtEndPr/>
       <w:sdtContent>
         <w:p/>
         <w:p>
@@ -549,7 +548,6 @@
                                   <w:dataBinding w:prefixMappings="xmlns:ns0='http://purl.org/dc/elements/1.1/' xmlns:ns1='http://schemas.openxmlformats.org/package/2006/metadata/core-properties' " w:xpath="/ns1:coreProperties[1]/ns0:subject[1]" w:storeItemID="{6C3C8BC8-F283-45AE-878A-BAB7291924A1}"/>
                                   <w:text/>
                                 </w:sdtPr>
-                                <w:sdtEndPr/>
                                 <w:sdtContent>
                                   <w:p>
                                     <w:pPr>
@@ -597,7 +595,6 @@
                                   <w:dataBinding w:prefixMappings="xmlns:ns0='http://purl.org/dc/elements/1.1/' xmlns:ns1='http://schemas.openxmlformats.org/package/2006/metadata/core-properties' " w:xpath="/ns1:coreProperties[1]/ns0:creator[1]" w:storeItemID="{6C3C8BC8-F283-45AE-878A-BAB7291924A1}"/>
                                   <w:text/>
                                 </w:sdtPr>
-                                <w:sdtEndPr/>
                                 <w:sdtContent>
                                   <w:p>
                                     <w:pPr>
@@ -825,7 +822,6 @@
                                     <w:calendar w:val="gregorian"/>
                                   </w:date>
                                 </w:sdtPr>
-                                <w:sdtEndPr/>
                                 <w:sdtContent>
                                   <w:p>
                                     <w:pPr>
@@ -1491,7 +1487,10 @@
           </w:tcPr>
           <w:p>
             <w:r>
-              <w:t>8h 30m</w:t>
+              <w:t>9</w:t>
+            </w:r>
+            <w:r>
+              <w:t>h 30m</w:t>
             </w:r>
           </w:p>
         </w:tc>
@@ -1530,7 +1529,10 @@
           </w:tcPr>
           <w:p>
             <w:r>
-              <w:t>21</w:t>
+              <w:t>2</w:t>
+            </w:r>
+            <w:r>
+              <w:t>2</w:t>
             </w:r>
             <w:r>
               <w:t xml:space="preserve">h </w:t>
